--- a/documentos/BDP2 - 24531.docx
+++ b/documentos/BDP2 - 24531.docx
@@ -2006,6 +2006,27 @@
           <w:rFonts w:ascii="Times New Roman" w:hAnsi="Times New Roman" w:cs="Times New Roman"/>
         </w:rPr>
       </w:pPr>
+      <w:r>
+        <w:rPr>
+          <w:rFonts w:ascii="Times New Roman" w:hAnsi="Times New Roman" w:cs="Times New Roman"/>
+        </w:rPr>
+        <w:t>REPO GITHUB:</w:t>
+      </w:r>
+    </w:p>
+    <w:p>
+      <w:pPr>
+        <w:spacing w:line="480" w:lineRule="auto"/>
+        <w:jc w:val="both"/>
+        <w:rPr>
+          <w:rFonts w:ascii="Times New Roman" w:hAnsi="Times New Roman" w:cs="Times New Roman"/>
+        </w:rPr>
+      </w:pPr>
+      <w:r>
+        <w:rPr>
+          <w:rFonts w:ascii="Times New Roman" w:hAnsi="Times New Roman" w:cs="Times New Roman"/>
+        </w:rPr>
+        <w:t>https://github.com/SrCharlied/24531-GameStore</w:t>
+      </w:r>
     </w:p>
     <w:sectPr>
       <w:headerReference w:type="default" r:id="rId9"/>
